--- a/por/docx/64.content.docx
+++ b/por/docx/64.content.docx
@@ -19,7 +19,7 @@
         <w:rPr>
           <w:lang w:val="pt_PT" w:bidi="pt_PT"/>
         </w:rPr>
-        <w:t>Resource: Notas de Estudo - Introduções aos Livros (Tyndale)</w:t>
+        <w:t>Resource: Tyndale Open Study Notes</w:t>
       </w:r>
       <w:r>
         <w:rPr>
@@ -112,7 +112,7 @@
         <w:rPr>
           <w:lang w:val="pt_PT" w:bidi="pt_PT"/>
         </w:rPr>
-        <w:t>Notas de Estudo - Introduções aos Livros (Tyndale)</w:t>
+        <w:t>Tyndale Open Study Notes</w:t>
       </w:r>
     </w:p>
     <w:p>

--- a/por/docx/64.content.docx
+++ b/por/docx/64.content.docx
@@ -19,7 +19,7 @@
         <w:rPr>
           <w:lang w:val="pt_PT" w:bidi="pt_PT"/>
         </w:rPr>
-        <w:t>Resource: Tyndale Open Study Notes</w:t>
+        <w:t>Resource: Aquifer Open Study Notes (Book Intros)</w:t>
       </w:r>
       <w:r>
         <w:rPr>
@@ -112,7 +112,7 @@
         <w:rPr>
           <w:lang w:val="pt_PT" w:bidi="pt_PT"/>
         </w:rPr>
-        <w:t>Tyndale Open Study Notes</w:t>
+        <w:t>Aquifer Open Study Notes (Book Intros)</w:t>
       </w:r>
     </w:p>
     <w:p>

--- a/por/docx/64.content.docx
+++ b/por/docx/64.content.docx
@@ -270,18 +270,12 @@
         </w:rPr>
         <w:t xml:space="preserve">, “Contexto”). Alguns mestres e líderes, alegando serem espirituais, ensinavam uma doutrina diferente sobre Cristo e não faziam as mesmas exigências disciplinares aos membros de suas igrejas. Eles assumiram sua própria autoridade e recusavam a autoridade de João. Eles também perverteram o ensino dos apóstolos. Diótrefes foi um dos que se afastaram da comunhão apostólica (cp. </w:t>
       </w:r>
-      <w:hyperlink r:id="rId13">
-        <w:r>
-          <w:rPr>
-            <w:lang w:val="pt_PT" w:bidi="pt_PT"/>
-          </w:rPr>
-          <w:rPr>
-            <w:color w:val="0000EE"/>
-            <w:u w:val="single"/>
-          </w:rPr>
-          <w:t>1Jo 2.18–19</w:t>
-        </w:r>
-      </w:hyperlink>
+      <w:r>
+        <w:rPr>
+          <w:lang w:val="pt_PT" w:bidi="pt_PT"/>
+        </w:rPr>
+        <w:t>1Jo 2.18–19</w:t>
+      </w:r>
       <w:r>
         <w:rPr>
           <w:lang w:val="pt_PT" w:bidi="pt_PT"/>
@@ -327,18 +321,12 @@
         </w:rPr>
         <w:t>De todas as cartas do Novo Testamento, 3 João é a mais típica das cartas pessoais na Grécia e Roma do primeiro século. Como outras cartas dessa época, 3 João começa (</w:t>
       </w:r>
-      <w:hyperlink r:id="rId14">
-        <w:r>
-          <w:rPr>
-            <w:lang w:val="pt_PT" w:bidi="pt_PT"/>
-          </w:rPr>
-          <w:rPr>
-            <w:color w:val="0000EE"/>
-            <w:u w:val="single"/>
-          </w:rPr>
-          <w:t>1.1–4</w:t>
-        </w:r>
-      </w:hyperlink>
+      <w:r>
+        <w:rPr>
+          <w:lang w:val="pt_PT" w:bidi="pt_PT"/>
+        </w:rPr>
+        <w:t>1.1–4</w:t>
+      </w:r>
       <w:r>
         <w:rPr>
           <w:lang w:val="pt_PT" w:bidi="pt_PT"/>
@@ -359,18 +347,12 @@
         </w:rPr>
         <w:t>No corpo desta carta (</w:t>
       </w:r>
-      <w:hyperlink r:id="rId15">
-        <w:r>
-          <w:rPr>
-            <w:lang w:val="pt_PT" w:bidi="pt_PT"/>
-          </w:rPr>
-          <w:rPr>
-            <w:color w:val="0000EE"/>
-            <w:u w:val="single"/>
-          </w:rPr>
-          <w:t>1.5–12</w:t>
-        </w:r>
-      </w:hyperlink>
+      <w:r>
+        <w:rPr>
+          <w:lang w:val="pt_PT" w:bidi="pt_PT"/>
+        </w:rPr>
+        <w:t>1.5–12</w:t>
+      </w:r>
       <w:r>
         <w:rPr>
           <w:lang w:val="pt_PT" w:bidi="pt_PT"/>
@@ -391,18 +373,12 @@
         </w:rPr>
         <w:t>Em contraste com Gaio, um líder da igreja chamado Diótrefes foi repreendido pelo apóstolo (</w:t>
       </w:r>
-      <w:hyperlink r:id="rId16">
-        <w:r>
-          <w:rPr>
-            <w:lang w:val="pt_PT" w:bidi="pt_PT"/>
-          </w:rPr>
-          <w:rPr>
-            <w:color w:val="0000EE"/>
-            <w:u w:val="single"/>
-          </w:rPr>
-          <w:t>1.9–10</w:t>
-        </w:r>
-      </w:hyperlink>
+      <w:r>
+        <w:rPr>
+          <w:lang w:val="pt_PT" w:bidi="pt_PT"/>
+        </w:rPr>
+        <w:t>1.9–10</w:t>
+      </w:r>
       <w:r>
         <w:rPr>
           <w:lang w:val="pt_PT" w:bidi="pt_PT"/>
@@ -423,18 +399,12 @@
         </w:rPr>
         <w:t>João então destaca a boa reputação de um homem chamado Demétrio (</w:t>
       </w:r>
-      <w:hyperlink r:id="rId17">
-        <w:r>
-          <w:rPr>
-            <w:lang w:val="pt_PT" w:bidi="pt_PT"/>
-          </w:rPr>
-          <w:rPr>
-            <w:color w:val="0000EE"/>
-            <w:u w:val="single"/>
-          </w:rPr>
-          <w:t>1.12</w:t>
-        </w:r>
-      </w:hyperlink>
+      <w:r>
+        <w:rPr>
+          <w:lang w:val="pt_PT" w:bidi="pt_PT"/>
+        </w:rPr>
+        <w:t>1.12</w:t>
+      </w:r>
       <w:r>
         <w:rPr>
           <w:lang w:val="pt_PT" w:bidi="pt_PT"/>
@@ -455,18 +425,12 @@
         </w:rPr>
         <w:t>João encerra a carta mencionando planos para uma visita futura e oferecendo saudações (</w:t>
       </w:r>
-      <w:hyperlink r:id="rId18">
-        <w:r>
-          <w:rPr>
-            <w:lang w:val="pt_PT" w:bidi="pt_PT"/>
-          </w:rPr>
-          <w:rPr>
-            <w:color w:val="0000EE"/>
-            <w:u w:val="single"/>
-          </w:rPr>
-          <w:t>1.13–15</w:t>
-        </w:r>
-      </w:hyperlink>
+      <w:r>
+        <w:rPr>
+          <w:lang w:val="pt_PT" w:bidi="pt_PT"/>
+        </w:rPr>
+        <w:t>1.13–15</w:t>
+      </w:r>
       <w:r>
         <w:rPr>
           <w:lang w:val="pt_PT" w:bidi="pt_PT"/>
@@ -498,18 +462,12 @@
         </w:rPr>
         <w:t xml:space="preserve">O autor desta epístola se autodenomina simplesmente “o presbítero” (veja </w:t>
       </w:r>
-      <w:hyperlink r:id="rId19">
-        <w:r>
-          <w:rPr>
-            <w:lang w:val="pt_PT" w:bidi="pt_PT"/>
-          </w:rPr>
-          <w:rPr>
-            <w:color w:val="0000EE"/>
-            <w:u w:val="single"/>
-          </w:rPr>
-          <w:t>1.1</w:t>
-        </w:r>
-      </w:hyperlink>
+      <w:r>
+        <w:rPr>
+          <w:lang w:val="pt_PT" w:bidi="pt_PT"/>
+        </w:rPr>
+        <w:t>1.1</w:t>
+      </w:r>
       <w:r>
         <w:rPr>
           <w:lang w:val="pt_PT" w:bidi="pt_PT"/>
